--- a/dados/FONTE 60A.docx
+++ b/dados/FONTE 60A.docx
@@ -2,972 +2,6 @@
 <file path=word/document.xml><?xml version="1.0" encoding="utf-8"?>
 <w:document xmlns:wpc="http://schemas.microsoft.com/office/word/2010/wordprocessingCanvas" xmlns:mo="http://schemas.microsoft.com/office/mac/office/2008/main" xmlns:mc="http://schemas.openxmlformats.org/markup-compatibility/2006" xmlns:mv="urn:schemas-microsoft-com:mac:vml" xmlns:o="urn:schemas-microsoft-com:office:office" xmlns:r="http://schemas.openxmlformats.org/officeDocument/2006/relationships" xmlns:m="http://schemas.openxmlformats.org/officeDocument/2006/math" xmlns:v="urn:schemas-microsoft-com:vml" xmlns:wp14="http://schemas.microsoft.com/office/word/2010/wordprocessingDrawing" xmlns:wp="http://schemas.openxmlformats.org/drawingml/2006/wordprocessingDrawing" xmlns:w10="urn:schemas-microsoft-com:office:word" xmlns:w="http://schemas.openxmlformats.org/wordprocessingml/2006/main" xmlns:w14="http://schemas.microsoft.com/office/word/2010/wordml" xmlns:wpg="http://schemas.microsoft.com/office/word/2010/wordprocessingGroup" xmlns:wpi="http://schemas.microsoft.com/office/word/2010/wordprocessingInk" xmlns:wne="http://schemas.microsoft.com/office/word/2006/wordml" xmlns:wps="http://schemas.microsoft.com/office/word/2010/wordprocessingShape" mc:Ignorable="w14 wp14">
   <w:body>
-    <w:p>
-      <w:r>
-        <w:t>Modelo: FONTE 60A</w:t>
-      </w:r>
-    </w:p>
-    <w:p>
-      <w:r>
-        <w:t>URL: https://www.mercadolivre.com.br/fonte-carregador-jfa-60a-bivolt-storm-com-medidor-cca/p/MLB21320712?pdp_filters=item_id:MLB3710065456</w:t>
-      </w:r>
-    </w:p>
-    <w:p>
-      <w:r>
-        <w:t>Nome: Fonte Carregador Jfa 60a Bivolt Storm Com Medidor Cca</w:t>
-      </w:r>
-    </w:p>
-    <w:p>
-      <w:r>
-        <w:t>Preço: 423.46</w:t>
-      </w:r>
-    </w:p>
-    <w:p>
-      <w:r>
-        <w:t>Preço Previsto: 473.28</w:t>
-      </w:r>
-    </w:p>
-    <w:p>
-      <w:r>
-        <w:t>Loja: TOPSHITECH</w:t>
-      </w:r>
-    </w:p>
-    <w:p>
-      <w:r>
-        <w:t>Tipo: Premium</w:t>
-      </w:r>
-    </w:p>
-    <w:p>
-      <w:r>
-        <w:t>Lugar: São Paulo, São Paulo.</w:t>
-      </w:r>
-    </w:p>
-    <w:p>
-      <w:r>
-        <w:t>--------------------------------------------------------------------</w:t>
-      </w:r>
-    </w:p>
-    <w:p/>
-    <w:p>
-      <w:r>
-        <w:t>Modelo: FONTE 60A</w:t>
-      </w:r>
-    </w:p>
-    <w:p>
-      <w:r>
-        <w:t>URL: https://www.mercadolivre.com.br/fonte-carregador-jfa-60a-bivolt-storm-com-medidor-cca/p/MLB21320712?pdp_filters=item_id:MLB4572050814</w:t>
-      </w:r>
-    </w:p>
-    <w:p>
-      <w:r>
-        <w:t>Nome: Fonte Carregador Jfa 60a Bivolt Storm Com Medidor Cca</w:t>
-      </w:r>
-    </w:p>
-    <w:p>
-      <w:r>
-        <w:t>Preço: 423.46</w:t>
-      </w:r>
-    </w:p>
-    <w:p>
-      <w:r>
-        <w:t>Preço Previsto: 473.28</w:t>
-      </w:r>
-    </w:p>
-    <w:p>
-      <w:r>
-        <w:t>Loja: BESTONLINEBR</w:t>
-      </w:r>
-    </w:p>
-    <w:p>
-      <w:r>
-        <w:t>Tipo: Premium</w:t>
-      </w:r>
-    </w:p>
-    <w:p>
-      <w:r>
-        <w:t>Lugar: Caruaru, Pernambuco.</w:t>
-      </w:r>
-    </w:p>
-    <w:p>
-      <w:r>
-        <w:t>--------------------------------------------------------------------</w:t>
-      </w:r>
-    </w:p>
-    <w:p/>
-    <w:p>
-      <w:r>
-        <w:t>Modelo: FONTE 60A</w:t>
-      </w:r>
-    </w:p>
-    <w:p>
-      <w:r>
-        <w:t>URL: https://www.mercadolivre.com.br/fonte-carregador-jfa-60a-bivolt-storm-com-medidor-cca/p/MLB21320712?pdp_filters=item_id:MLB3581807517</w:t>
-      </w:r>
-    </w:p>
-    <w:p>
-      <w:r>
-        <w:t>Nome: Fonte Carregador Jfa 60a Bivolt Storm Com Medidor Cca</w:t>
-      </w:r>
-    </w:p>
-    <w:p>
-      <w:r>
-        <w:t>Preço: 423.46</w:t>
-      </w:r>
-    </w:p>
-    <w:p>
-      <w:r>
-        <w:t>Preço Previsto: 473.28</w:t>
-      </w:r>
-    </w:p>
-    <w:p>
-      <w:r>
-        <w:t>Loja: SUPERTRIO SOM</w:t>
-      </w:r>
-    </w:p>
-    <w:p>
-      <w:r>
-        <w:t>Tipo: Premium</w:t>
-      </w:r>
-    </w:p>
-    <w:p>
-      <w:r>
-        <w:t>Lugar: São Paulo, São Paulo.</w:t>
-      </w:r>
-    </w:p>
-    <w:p>
-      <w:r>
-        <w:t>--------------------------------------------------------------------</w:t>
-      </w:r>
-    </w:p>
-    <w:p/>
-    <w:p>
-      <w:r>
-        <w:t>Modelo: FONTE 60A</w:t>
-      </w:r>
-    </w:p>
-    <w:p>
-      <w:r>
-        <w:t>URL: https://www.mercadolivre.com.br/fonte-carregador-jfa-60a-bivolt-storm-com-medidor-cca/p/MLB21320712?pdp_filters=item_id:MLB4663492308</w:t>
-      </w:r>
-    </w:p>
-    <w:p>
-      <w:r>
-        <w:t>Nome: Fonte Carregador Jfa 60a Bivolt Storm Com Medidor Cca</w:t>
-      </w:r>
-    </w:p>
-    <w:p>
-      <w:r>
-        <w:t>Preço: 423.46</w:t>
-      </w:r>
-    </w:p>
-    <w:p>
-      <w:r>
-        <w:t>Preço Previsto: 473.28</w:t>
-      </w:r>
-    </w:p>
-    <w:p>
-      <w:r>
-        <w:t>Loja: BESTONLINE.COM.BR</w:t>
-      </w:r>
-    </w:p>
-    <w:p>
-      <w:r>
-        <w:t>Tipo: Premium</w:t>
-      </w:r>
-    </w:p>
-    <w:p>
-      <w:r>
-        <w:t>Lugar: Caruaru, Pernambuco.</w:t>
-      </w:r>
-    </w:p>
-    <w:p>
-      <w:r>
-        <w:t>--------------------------------------------------------------------</w:t>
-      </w:r>
-    </w:p>
-    <w:p/>
-    <w:p>
-      <w:r>
-        <w:t>Modelo: FONTE 60A</w:t>
-      </w:r>
-    </w:p>
-    <w:p>
-      <w:r>
-        <w:t>URL: https://www.mercadolivre.com.br/fonte-carregador-jfa-60a-bivolt-storm-com-medidor-cca/p/MLB21320712?pdp_filters=item_id:MLB3186010386</w:t>
-      </w:r>
-    </w:p>
-    <w:p>
-      <w:r>
-        <w:t>Nome: Fonte Carregador Jfa 60a Bivolt Storm Com Medidor Cca</w:t>
-      </w:r>
-    </w:p>
-    <w:p>
-      <w:r>
-        <w:t>Preço: 396.43</w:t>
-      </w:r>
-    </w:p>
-    <w:p>
-      <w:r>
-        <w:t>Preço Previsto: 443.07</w:t>
-      </w:r>
-    </w:p>
-    <w:p>
-      <w:r>
-        <w:t>Loja: TAMANDARÉ SHOP</w:t>
-      </w:r>
-    </w:p>
-    <w:p>
-      <w:r>
-        <w:t>Tipo: Clássico</w:t>
-      </w:r>
-    </w:p>
-    <w:p>
-      <w:r>
-        <w:t>Lugar: Ribeirão Preto, São Paulo.</w:t>
-      </w:r>
-    </w:p>
-    <w:p>
-      <w:r>
-        <w:t>--------------------------------------------------------------------</w:t>
-      </w:r>
-    </w:p>
-    <w:p/>
-    <w:p>
-      <w:r>
-        <w:t>Modelo: FONTE 60A</w:t>
-      </w:r>
-    </w:p>
-    <w:p>
-      <w:r>
-        <w:t>URL: https://www.mercadolivre.com.br/fonte-carregador-jfa-60a-bivolt-storm-com-medidor-cca/p/MLB21320712?pdp_filters=item_id:MLB3683516065</w:t>
-      </w:r>
-    </w:p>
-    <w:p>
-      <w:r>
-        <w:t>Nome: Fonte Carregador Jfa 60a Bivolt Storm Com Medidor Cca</w:t>
-      </w:r>
-    </w:p>
-    <w:p>
-      <w:r>
-        <w:t>Preço: 396.43</w:t>
-      </w:r>
-    </w:p>
-    <w:p>
-      <w:r>
-        <w:t>Preço Previsto: 443.07</w:t>
-      </w:r>
-    </w:p>
-    <w:p>
-      <w:r>
-        <w:t>Loja: TEMONLINE</w:t>
-      </w:r>
-    </w:p>
-    <w:p>
-      <w:r>
-        <w:t>Tipo: Clássico</w:t>
-      </w:r>
-    </w:p>
-    <w:p>
-      <w:r>
-        <w:t>Lugar: Caruaru, Pernambuco.</w:t>
-      </w:r>
-    </w:p>
-    <w:p>
-      <w:r>
-        <w:t>--------------------------------------------------------------------</w:t>
-      </w:r>
-    </w:p>
-    <w:p/>
-    <w:p>
-      <w:r>
-        <w:t>Modelo: FONTE 60A</w:t>
-      </w:r>
-    </w:p>
-    <w:p>
-      <w:r>
-        <w:t>URL: https://www.mercadolivre.com.br/fonte-carregador-jfa-60a-bivolt-storm-com-medidor-cca/p/MLB21320712?pdp_filters=item_id:MLB3152028382</w:t>
-      </w:r>
-    </w:p>
-    <w:p>
-      <w:r>
-        <w:t>Nome: Fonte Carregador Jfa 60a Bivolt Storm Com Medidor Cca</w:t>
-      </w:r>
-    </w:p>
-    <w:p>
-      <w:r>
-        <w:t>Preço: 396.43</w:t>
-      </w:r>
-    </w:p>
-    <w:p>
-      <w:r>
-        <w:t>Preço Previsto: 443.07</w:t>
-      </w:r>
-    </w:p>
-    <w:p>
-      <w:r>
-        <w:t>Loja: KOALAPARTS</w:t>
-      </w:r>
-    </w:p>
-    <w:p>
-      <w:r>
-        <w:t>Tipo: Clássico</w:t>
-      </w:r>
-    </w:p>
-    <w:p>
-      <w:r>
-        <w:t>Lugar: Bragança Paulista, São Paulo.</w:t>
-      </w:r>
-    </w:p>
-    <w:p>
-      <w:r>
-        <w:t>--------------------------------------------------------------------</w:t>
-      </w:r>
-    </w:p>
-    <w:p/>
-    <w:p>
-      <w:r>
-        <w:t>Modelo: FONTE 60A</w:t>
-      </w:r>
-    </w:p>
-    <w:p>
-      <w:r>
-        <w:t>URL: https://www.mercadolivre.com.br/fonte-carregador-jfa-60a-bivolt-storm-com-medidor-cca/p/MLB21320712?pdp_filters=item_id:MLB3193160670</w:t>
-      </w:r>
-    </w:p>
-    <w:p>
-      <w:r>
-        <w:t>Nome: Fonte Carregador Jfa 60a Bivolt Storm Com Medidor Cca</w:t>
-      </w:r>
-    </w:p>
-    <w:p>
-      <w:r>
-        <w:t>Preço: 423.46</w:t>
-      </w:r>
-    </w:p>
-    <w:p>
-      <w:r>
-        <w:t>Preço Previsto: 473.28</w:t>
-      </w:r>
-    </w:p>
-    <w:p>
-      <w:r>
-        <w:t>Loja: SHOP PRATICO</w:t>
-      </w:r>
-    </w:p>
-    <w:p>
-      <w:r>
-        <w:t>Tipo: Premium</w:t>
-      </w:r>
-    </w:p>
-    <w:p>
-      <w:r>
-        <w:t>Lugar: João Pessoa, Paraíba.</w:t>
-      </w:r>
-    </w:p>
-    <w:p>
-      <w:r>
-        <w:t>--------------------------------------------------------------------</w:t>
-      </w:r>
-    </w:p>
-    <w:p/>
-    <w:p>
-      <w:r>
-        <w:t>Modelo: FONTE 60A</w:t>
-      </w:r>
-    </w:p>
-    <w:p>
-      <w:r>
-        <w:t>URL: https://produto.mercadolivre.com.br/MLB-3767347571-fonte-carregador-jfa-60a-bivolt-storm-com-medidor-cca-_JM</w:t>
-      </w:r>
-    </w:p>
-    <w:p>
-      <w:r>
-        <w:t>Nome: Fonte Carregador Jfa 60a Bivolt Storm Com Medidor Cca</w:t>
-      </w:r>
-    </w:p>
-    <w:p>
-      <w:r>
-        <w:t>Preço: 400.0</w:t>
-      </w:r>
-    </w:p>
-    <w:p>
-      <w:r>
-        <w:t>Preço Previsto: 443.07</w:t>
-      </w:r>
-    </w:p>
-    <w:p>
-      <w:r>
-        <w:t>Loja: TETE20240411081122</w:t>
-      </w:r>
-    </w:p>
-    <w:p>
-      <w:r>
-        <w:t>Tipo: Clássico</w:t>
-      </w:r>
-    </w:p>
-    <w:p>
-      <w:r>
-        <w:t>Lugar: Concórdia, Santa Catarina.</w:t>
-      </w:r>
-    </w:p>
-    <w:p>
-      <w:r>
-        <w:t>--------------------------------------------------------------------</w:t>
-      </w:r>
-    </w:p>
-    <w:p/>
-    <w:p>
-      <w:r>
-        <w:t>Modelo: FONTE 60A</w:t>
-      </w:r>
-    </w:p>
-    <w:p>
-      <w:r>
-        <w:t>URL: https://www.mercadolivre.com.br/fonte-carregador-jfa-60a-bivolt-storm-com-medidor-cca/p/MLB21320712?pdp_filters=item_id:MLB3472480169</w:t>
-      </w:r>
-    </w:p>
-    <w:p>
-      <w:r>
-        <w:t>Nome: Fonte Carregador Jfa 60a Bivolt Storm Com Medidor Cca</w:t>
-      </w:r>
-    </w:p>
-    <w:p>
-      <w:r>
-        <w:t>Preço: 423.46</w:t>
-      </w:r>
-    </w:p>
-    <w:p>
-      <w:r>
-        <w:t>Preço Previsto: 473.28</w:t>
-      </w:r>
-    </w:p>
-    <w:p>
-      <w:r>
-        <w:t>Loja: DIGITALSHOP SC</w:t>
-      </w:r>
-    </w:p>
-    <w:p>
-      <w:r>
-        <w:t>Tipo: Premium</w:t>
-      </w:r>
-    </w:p>
-    <w:p>
-      <w:r>
-        <w:t>Lugar: Penha, Santa Catarina.</w:t>
-      </w:r>
-    </w:p>
-    <w:p>
-      <w:r>
-        <w:t>--------------------------------------------------------------------</w:t>
-      </w:r>
-    </w:p>
-    <w:p/>
-    <w:p>
-      <w:r>
-        <w:t>Modelo: FONTE 60A</w:t>
-      </w:r>
-    </w:p>
-    <w:p>
-      <w:r>
-        <w:t>URL: https://www.mercadolivre.com.br/fonte-carregador-jfa-60a-bivolt-storm-com-medidor-cca/p/MLB21320712?pdp_filters=item_id:MLB3751543613</w:t>
-      </w:r>
-    </w:p>
-    <w:p>
-      <w:r>
-        <w:t>Nome: Fonte Carregador Jfa 60a Bivolt Storm Com Medidor Cca</w:t>
-      </w:r>
-    </w:p>
-    <w:p>
-      <w:r>
-        <w:t>Preço: 423.46</w:t>
-      </w:r>
-    </w:p>
-    <w:p>
-      <w:r>
-        <w:t>Preço Previsto: 473.28</w:t>
-      </w:r>
-    </w:p>
-    <w:p>
-      <w:r>
-        <w:t>Loja: ZARIPARTS1710</w:t>
-      </w:r>
-    </w:p>
-    <w:p>
-      <w:r>
-        <w:t>Tipo: Premium</w:t>
-      </w:r>
-    </w:p>
-    <w:p>
-      <w:r>
-        <w:t>Lugar: Penha, Santa Catarina.</w:t>
-      </w:r>
-    </w:p>
-    <w:p>
-      <w:r>
-        <w:t>--------------------------------------------------------------------</w:t>
-      </w:r>
-    </w:p>
-    <w:p/>
-    <w:p>
-      <w:r>
-        <w:t>Modelo: FONTE 60A</w:t>
-      </w:r>
-    </w:p>
-    <w:p>
-      <w:r>
-        <w:t>URL: https://www.mercadolivre.com.br/fonte-carregador-jfa-60a-bivolt-storm-com-medidor-cca/p/MLB21320712?pdp_filters=item_id:MLB3191109874</w:t>
-      </w:r>
-    </w:p>
-    <w:p>
-      <w:r>
-        <w:t>Nome: Fonte Carregador Jfa 60a Bivolt Storm Com Medidor Cca</w:t>
-      </w:r>
-    </w:p>
-    <w:p>
-      <w:r>
-        <w:t>Preço: 423.46</w:t>
-      </w:r>
-    </w:p>
-    <w:p>
-      <w:r>
-        <w:t>Preço Previsto: 473.28</w:t>
-      </w:r>
-    </w:p>
-    <w:p>
-      <w:r>
-        <w:t>Loja: YTRIUM SHOP</w:t>
-      </w:r>
-    </w:p>
-    <w:p>
-      <w:r>
-        <w:t>Tipo: Premium</w:t>
-      </w:r>
-    </w:p>
-    <w:p>
-      <w:r>
-        <w:t>Lugar: João Pessoa, Paraíba.</w:t>
-      </w:r>
-    </w:p>
-    <w:p>
-      <w:r>
-        <w:t>--------------------------------------------------------------------</w:t>
-      </w:r>
-    </w:p>
-    <w:p/>
-    <w:p>
-      <w:r>
-        <w:t>Modelo: FONTE 60A</w:t>
-      </w:r>
-    </w:p>
-    <w:p>
-      <w:r>
-        <w:t>URL: https://www.mercadolivre.com.br/fonte-carregador-jfa-60a-bivolt-storm-com-medidor-cca/p/MLB21320712?pdp_filters=item_id:MLB3250525817</w:t>
-      </w:r>
-    </w:p>
-    <w:p>
-      <w:r>
-        <w:t>Nome: Fonte Carregador Jfa 60a Bivolt Storm Com Medidor Cca</w:t>
-      </w:r>
-    </w:p>
-    <w:p>
-      <w:r>
-        <w:t>Preço: 396.43</w:t>
-      </w:r>
-    </w:p>
-    <w:p>
-      <w:r>
-        <w:t>Preço Previsto: 443.07</w:t>
-      </w:r>
-    </w:p>
-    <w:p>
-      <w:r>
-        <w:t>Loja: RADICALSOM.COM.BR</w:t>
-      </w:r>
-    </w:p>
-    <w:p>
-      <w:r>
-        <w:t>Tipo: Clássico</w:t>
-      </w:r>
-    </w:p>
-    <w:p>
-      <w:r>
-        <w:t>Lugar: Indaial, Santa Catarina.</w:t>
-      </w:r>
-    </w:p>
-    <w:p>
-      <w:r>
-        <w:t>--------------------------------------------------------------------</w:t>
-      </w:r>
-    </w:p>
-    <w:p/>
-    <w:p>
-      <w:r>
-        <w:t>Modelo: FONTE 60A</w:t>
-      </w:r>
-    </w:p>
-    <w:p>
-      <w:r>
-        <w:t>URL: https://www.shoppratico.com.br/MLB-2640330392-fonte-carregador-automotivo-jfa-storm-60a-bivolt-voltamp-_JM#position%3D3%26search_layout%3Dstack%26type%3Ditem%26tracking_id%3Daaad3518-1e3e-4519-ac22-8236e6e0fa79</w:t>
-      </w:r>
-    </w:p>
-    <w:p>
-      <w:r>
-        <w:t>Nome: fonte carregador automotivo jfa storm 60a bivolt volt/amp</w:t>
-      </w:r>
-    </w:p>
-    <w:p>
-      <w:r>
-        <w:t>Preço: 369.4</w:t>
-      </w:r>
-    </w:p>
-    <w:p>
-      <w:r>
-        <w:t>Preço Previsto: 391.13</w:t>
-      </w:r>
-    </w:p>
-    <w:p>
-      <w:r>
-        <w:t>Loja: SHOPPRATICO</w:t>
-      </w:r>
-    </w:p>
-    <w:p>
-      <w:r>
-        <w:t xml:space="preserve">Tipo: </w:t>
-      </w:r>
-    </w:p>
-    <w:p>
-      <w:r>
-        <w:t>Lugar: Sorocaba, São Paulo.</w:t>
-      </w:r>
-    </w:p>
-    <w:p>
-      <w:r>
-        <w:t>--------------------------------------------------------------------</w:t>
-      </w:r>
-    </w:p>
-    <w:p/>
-    <w:p>
-      <w:r>
-        <w:t>Modelo: FONTE 60A</w:t>
-      </w:r>
-    </w:p>
-    <w:p>
-      <w:r>
-        <w:t>URL: https://www.shoppratico.com.br/MLB-2717145321-fonte-automotiva-jfa-storm-60a-bivolt-com-medidor-cca-e-sci-_JM#position%3D4%26search_layout%3Dstack%26type%3Ditem%26tracking_id%3Daaad3518-1e3e-4519-ac22-8236e6e0fa79</w:t>
-      </w:r>
-    </w:p>
-    <w:p>
-      <w:r>
-        <w:t>Nome: fonte automotiva jfa storm 60a bivolt com medidor cca e sci</w:t>
-      </w:r>
-    </w:p>
-    <w:p>
-      <w:r>
-        <w:t>Preço: 369.4</w:t>
-      </w:r>
-    </w:p>
-    <w:p>
-      <w:r>
-        <w:t>Preço Previsto: 391.13</w:t>
-      </w:r>
-    </w:p>
-    <w:p>
-      <w:r>
-        <w:t>Loja: SHOPPRATICO</w:t>
-      </w:r>
-    </w:p>
-    <w:p>
-      <w:r>
-        <w:t xml:space="preserve">Tipo: </w:t>
-      </w:r>
-    </w:p>
-    <w:p>
-      <w:r>
-        <w:t>Lugar: Sorocaba, São Paulo.</w:t>
-      </w:r>
-    </w:p>
-    <w:p>
-      <w:r>
-        <w:t>--------------------------------------------------------------------</w:t>
-      </w:r>
-    </w:p>
-    <w:p/>
-    <w:p>
-      <w:r>
-        <w:t>Modelo: FONTE 60A</w:t>
-      </w:r>
-    </w:p>
-    <w:p>
-      <w:r>
-        <w:t>URL: https://www.shoppratico.com.br/MLB-2717176608-fonte-automotiva-jfa-storm-60a-bivolt-com-medidor-cca-e-sci-_JM#position%3D5%26search_layout%3Dstack%26type%3Ditem%26tracking_id%3Daaad3518-1e3e-4519-ac22-8236e6e0fa79</w:t>
-      </w:r>
-    </w:p>
-    <w:p>
-      <w:r>
-        <w:t>Nome: fonte automotiva jfa storm 60a bivolt com medidor cca e sci</w:t>
-      </w:r>
-    </w:p>
-    <w:p>
-      <w:r>
-        <w:t>Preço: 369.4</w:t>
-      </w:r>
-    </w:p>
-    <w:p>
-      <w:r>
-        <w:t>Preço Previsto: 391.13</w:t>
-      </w:r>
-    </w:p>
-    <w:p>
-      <w:r>
-        <w:t>Loja: SHOPPRATICO</w:t>
-      </w:r>
-    </w:p>
-    <w:p>
-      <w:r>
-        <w:t xml:space="preserve">Tipo: </w:t>
-      </w:r>
-    </w:p>
-    <w:p>
-      <w:r>
-        <w:t>Lugar: Sorocaba, São Paulo.</w:t>
-      </w:r>
-    </w:p>
-    <w:p>
-      <w:r>
-        <w:t>--------------------------------------------------------------------</w:t>
-      </w:r>
-    </w:p>
-    <w:p/>
-    <w:p>
-      <w:r>
-        <w:t>Modelo: FONTE 60A</w:t>
-      </w:r>
-    </w:p>
-    <w:p>
-      <w:r>
-        <w:t>URL: https://www.bestonline.com.br/MLB-2194676996-fonte-carregador-automotivo-jfa-storm-60a-bivolt-voltamp-_JM#position%3D1%26search_layout%3Dstack%26type%3Ditem%26tracking_id%3D31193d93-fefb-49d1-aaac-6f5d062539ac</w:t>
-      </w:r>
-    </w:p>
-    <w:p>
-      <w:r>
-        <w:t>Nome: fonte carregador automotivo jfa storm 60a bivolt volt/amp</w:t>
-      </w:r>
-    </w:p>
-    <w:p>
-      <w:r>
-        <w:t>Preço: 369.4</w:t>
-      </w:r>
-    </w:p>
-    <w:p>
-      <w:r>
-        <w:t>Preço Previsto: 391.13</w:t>
-      </w:r>
-    </w:p>
-    <w:p>
-      <w:r>
-        <w:t>Loja: BESTONLINE</w:t>
-      </w:r>
-    </w:p>
-    <w:p>
-      <w:r>
-        <w:t xml:space="preserve">Tipo: </w:t>
-      </w:r>
-    </w:p>
-    <w:p>
-      <w:r>
-        <w:t>Lugar: Rosario, Santa Fe.</w:t>
-      </w:r>
-    </w:p>
-    <w:p>
-      <w:r>
-        <w:t>--------------------------------------------------------------------</w:t>
-      </w:r>
-    </w:p>
-    <w:p/>
-    <w:p>
-      <w:r>
-        <w:t>Modelo: FONTE 60A</w:t>
-      </w:r>
-    </w:p>
-    <w:p>
-      <w:r>
-        <w:t>URL: https://www.radicalsom.com.br/MLB-1728161708-fonte-carregador-jfa-60a-slim-bivolt-sistema-inteligente-sci-_JM#position%3D2%26search_layout%3Dstack%26type%3Ditem%26tracking_id%3Dde004659-5470-43ca-82d7-15980415f961</w:t>
-      </w:r>
-    </w:p>
-    <w:p>
-      <w:r>
-        <w:t>Nome: fonte carregador jfa 60a slim bivolt sistema inteligente sci</w:t>
-      </w:r>
-    </w:p>
-    <w:p>
-      <w:r>
-        <w:t>Preço: 369.4</w:t>
-      </w:r>
-    </w:p>
-    <w:p>
-      <w:r>
-        <w:t>Preço Previsto: 391.13</w:t>
-      </w:r>
-    </w:p>
-    <w:p>
-      <w:r>
-        <w:t>Loja: RADICALSOM</w:t>
-      </w:r>
-    </w:p>
-    <w:p>
-      <w:r>
-        <w:t xml:space="preserve">Tipo: </w:t>
-      </w:r>
-    </w:p>
-    <w:p>
-      <w:r>
-        <w:t>Lugar: Artur nogueira, São Paulo.</w:t>
-      </w:r>
-    </w:p>
-    <w:p>
-      <w:r>
-        <w:t>--------------------------------------------------------------------</w:t>
-      </w:r>
-    </w:p>
-    <w:p/>
-    <w:p>
-      <w:r>
-        <w:t>Modelo: FONTE 60A</w:t>
-      </w:r>
-    </w:p>
-    <w:p>
-      <w:r>
-        <w:t>URL: https://produto.mercadolivre.com.br/MLB-2609342022-fonte-automotiva-jfa-60a-storm-_JM</w:t>
-      </w:r>
-    </w:p>
-    <w:p>
-      <w:r>
-        <w:t>Nome: Fonte Automotiva Jfa 60a Storm</w:t>
-      </w:r>
-    </w:p>
-    <w:p>
-      <w:r>
-        <w:t>Preço: 423.46</w:t>
-      </w:r>
-    </w:p>
-    <w:p>
-      <w:r>
-        <w:t>Preço Previsto: 473.28</w:t>
-      </w:r>
-    </w:p>
-    <w:p>
-      <w:r>
-        <w:t>Loja: LSDISTRIBUIDORAA</w:t>
-      </w:r>
-    </w:p>
-    <w:p>
-      <w:r>
-        <w:t>Tipo: Premium</w:t>
-      </w:r>
-    </w:p>
-    <w:p>
-      <w:r>
-        <w:t>Lugar: Elísio Medrado, Bahia.</w:t>
-      </w:r>
-    </w:p>
-    <w:p>
-      <w:r>
-        <w:t>--------------------------------------------------------------------</w:t>
-      </w:r>
-    </w:p>
-    <w:p/>
-    <w:p>
-      <w:r>
-        <w:t>Modelo: FONTE 60A</w:t>
-      </w:r>
-    </w:p>
-    <w:p>
-      <w:r>
-        <w:t>URL: https://www.mercadolivre.com.br/fonte-carregador-jfa-60a-bivolt-storm-com-medidor-cca/p/MLB21320712?pdp_filters=item_id:MLB3280193890</w:t>
-      </w:r>
-    </w:p>
-    <w:p>
-      <w:r>
-        <w:t>Nome: Fonte Carregador Jfa 60a Bivolt Storm Com Medidor Cca</w:t>
-      </w:r>
-    </w:p>
-    <w:p>
-      <w:r>
-        <w:t>Preço: 396.43</w:t>
-      </w:r>
-    </w:p>
-    <w:p>
-      <w:r>
-        <w:t>Preço Previsto: 443.07</w:t>
-      </w:r>
-    </w:p>
-    <w:p>
-      <w:r>
-        <w:t>Loja: RADICALSOM SHOP</w:t>
-      </w:r>
-    </w:p>
-    <w:p>
-      <w:r>
-        <w:t>Tipo: Clássico</w:t>
-      </w:r>
-    </w:p>
-    <w:p>
-      <w:r>
-        <w:t>Lugar: Indaial, Santa Catarina.</w:t>
-      </w:r>
-    </w:p>
-    <w:p>
-      <w:r>
-        <w:t>--------------------------------------------------------------------</w:t>
-      </w:r>
-    </w:p>
-    <w:p/>
-    <w:p>
-      <w:r>
-        <w:t>Modelo: FONTE 60A</w:t>
-      </w:r>
-    </w:p>
-    <w:p>
-      <w:r>
-        <w:t>URL: https://www.mercadolivre.com.br/fonte-carregador-jfa-60a-bivolt-storm-com-medidor-cca/p/MLB21320712?pdp_filters=item_id:MLB3597733919</w:t>
-      </w:r>
-    </w:p>
-    <w:p>
-      <w:r>
-        <w:t>Nome: Fonte Carregador Jfa 60a Bivolt Storm Com Medidor Cca</w:t>
-      </w:r>
-    </w:p>
-    <w:p>
-      <w:r>
-        <w:t>Preço: 396.43</w:t>
-      </w:r>
-    </w:p>
-    <w:p>
-      <w:r>
-        <w:t>Preço Previsto: 443.07</w:t>
-      </w:r>
-    </w:p>
-    <w:p>
-      <w:r>
-        <w:t>Loja: NRDISTRIBUIDORADEACESSÓRIOS</w:t>
-      </w:r>
-    </w:p>
-    <w:p>
-      <w:r>
-        <w:t>Tipo: Clássico</w:t>
-      </w:r>
-    </w:p>
-    <w:p>
-      <w:r>
-        <w:t>Lugar: São Paulo, São Paulo.</w:t>
-      </w:r>
-    </w:p>
-    <w:p>
-      <w:r>
-        <w:t>--------------------------------------------------------------------</w:t>
-      </w:r>
-    </w:p>
-    <w:p/>
     <w:p>
       <w:r>
         <w:t>Modelo: FONTE 60A</w:t>
@@ -990,7 +24,7 @@
     </w:p>
     <w:p>
       <w:r>
-        <w:t>Preço Previsto: 473.28</w:t>
+        <w:t>Preço Previsto: 423.46</w:t>
       </w:r>
     </w:p>
     <w:p>
